--- a/atlwm/xxii. the pressure of the sun.docx
+++ b/atlwm/xxii. the pressure of the sun.docx
@@ -1046,24 +1046,7 @@
           <w:kern w:val="1"/>
           <w:lang w:eastAsia="zh-CN"/>
         </w:rPr>
-        <w:t xml:space="preserve">I feel so bleak and hopeless and lost. I’m in a desert. Every time I try to break out of this repetitive and useless cycle I just get sucked back in. I need your help, God. I don’t know how I got trapped in this cycle in the first place. I want to blame it on marriage and the responsibilities of taking care of Gio and having a home, etc. And that may be, but there’s no place to dig in from but right here, and it’s </w:t>
-      </w:r>
-      <w:r>
-        <w:rPr>
-          <w:rFonts w:ascii="Times New Roman" w:eastAsia="Times New Roman" w:hAnsi="Times New Roman" w:cs="Times New Roman"/>
-          <w:i/>
-          <w:kern w:val="1"/>
-          <w:lang w:eastAsia="zh-CN"/>
-        </w:rPr>
-        <w:t>too much for me</w:t>
-      </w:r>
-      <w:r>
-        <w:rPr>
-          <w:rFonts w:ascii="Times New Roman" w:eastAsia="Times New Roman" w:hAnsi="Times New Roman" w:cs="Times New Roman"/>
-          <w:kern w:val="1"/>
-          <w:lang w:eastAsia="zh-CN"/>
-        </w:rPr>
-        <w:t xml:space="preserve">. I know that time is slipping by, and I’m making little to no progress. I see no way out. </w:t>
+        <w:t xml:space="preserve">I feel so bleak and hopeless and lost. I’m in a desert. Every time I try to break out of this repetitive and useless cycle I just get sucked back in. I need your help, God. I don’t know how I got trapped in this cycle in the first place. I want to blame it on marriage and the responsibilities of taking care of xxxx and having a home, etc. And that may be, but there’s no place to dig in from but right here, and it’s too much for me. I know that time is slipping by, and I’m making little to no progress. I see no way out. </w:t>
       </w:r>
     </w:p>
     <w:p>
@@ -6702,7 +6685,7 @@
           <w:kern w:val="1"/>
           <w:lang w:eastAsia="zh-CN"/>
         </w:rPr>
-        <w:t xml:space="preserve">So this is where I am at. It is not where I want to stay. My wife and my children need someone who has it together, but at the moment I am not together. I feel like I’m cracking apart. I cannot live two lives, but I have been struggling in a very real way. Mostly, I have been struggling with the idea that I am no longer living life for myself. Everything I do now has an effect on Carla, on Gio, on Haley. They need someone who can help them – they need someone who can be strong for them. I feel so very weak. I know that when I stand before God the first thing He will ask me is, “What did you do with your marriage?” It is the most important relationship in my life. Part of my responsibility does include – as much as I struggle with it – completing my responsibilities here at school, being there at home, balancing what seems like an impossible load. As much as this breaks me apart, I do not want to tell Him, when I stand in front of Him, that I screwed up my marriage, that I could not be there for her, or my kids, or even for the people here at school who need to see a person who really follows God, who knows His love and can share it. There are people here who need to see what God can do in a life. I can’t show that if I’m broken. I can’t do that if I’m turning back. I want so much, at the end of the day, to be able to tell Him, “Despite my failings, I fought with everything I have of this sad human skin to love her in the way that You love me. I was there for her. I was there for my kids. I was a demonstration of You at my workplace. I did what you called me to do at school and in life.”  </w:t>
+        <w:t xml:space="preserve">So this is where I am at. It is not where I want to stay. My wife and my children need someone who has it together, but at the moment I am not together. I feel like I’m cracking apart. I cannot live two lives, but I have been struggling in a very real way. Mostly, I have been struggling with the idea that I am no longer living life for myself. Everything I do now has an effect on Carla, on xxxx, on xxxx. They need someone who can help them – they need someone who can be strong for them. I feel so very weak. I know that when I stand before God the first thing He will ask me is, “What did you do with your marriage?” It is the most important relationship in my life. Part of my responsibility does include – as much as I struggle with it – completing my responsibilities here at school, being there at home, balancing what seems like an impossible load. As much as this breaks me apart, I do not want to tell Him, when I stand in front of Him, that I screwed up my marriage, that I could not be there for her, or my kids, or even for the people here at school who need to see a person who really follows God, who knows His love and can share it. There are people here who need to see what God can do in a life. I can’t show that if I’m broken. I can’t do that if I’m turning back. I want so much, at the end of the day, to be able to tell Him, “Despite my failings, I fought with everything I have of this sad human skin to love her in the way that You love me. I was there for her. I was there for my kids. I was a demonstration of You at my workplace. I did what you called me to do at school and in life.”  </w:t>
       </w:r>
     </w:p>
     <w:p>
@@ -36244,6 +36227,10 @@
         <w:sectPr>
           <w:headerReference w:type="even" r:id="rId8"/>
           <w:headerReference w:type="default" r:id="rId9"/>
+          <w:headerReference w:type="first" r:id="rId12"/>
+          <w:footerReference w:type="default" r:id="rId13"/>
+          <w:footerReference w:type="first" r:id="rId14"/>
+          <w:footerReference w:type="even" r:id="rId15"/>
           <w:pgSz w:w="12240" w:h="15840"/>
           <w:pgMar w:top="1440" w:right="1800" w:bottom="1440" w:left="1800" w:header="720" w:footer="720" w:gutter="0"/>
           <w:cols w:space="720"/>
@@ -38592,6 +38579,36 @@
     </w:p>
   </w:endnote>
 </w:endnotes>
+</file>
+
+<file path=word/footer1.xml><?xml version="1.0" encoding="utf-8"?>
+<w:ftr xmlns:m="http://schemas.openxmlformats.org/officeDocument/2006/math" xmlns:mc="http://schemas.openxmlformats.org/markup-compatibility/2006" xmlns:mo="http://schemas.microsoft.com/office/mac/office/2008/main" xmlns:mv="urn:schemas-microsoft-com:mac:vml" xmlns:o="urn:schemas-microsoft-com:office:office" xmlns:r="http://schemas.openxmlformats.org/officeDocument/2006/relationships" xmlns:v="urn:schemas-microsoft-com:vml" xmlns:w10="urn:schemas-microsoft-com:office:word" xmlns:w14="http://schemas.microsoft.com/office/word/2010/wordml" xmlns:w="http://schemas.openxmlformats.org/wordprocessingml/2006/main" xmlns:wne="http://schemas.microsoft.com/office/word/2006/wordml" xmlns:wp14="http://schemas.microsoft.com/office/word/2010/wordprocessingDrawing" xmlns:wp="http://schemas.openxmlformats.org/drawingml/2006/wordprocessingDrawing" xmlns:wpc="http://schemas.microsoft.com/office/word/2010/wordprocessingCanvas" xmlns:wpg="http://schemas.microsoft.com/office/word/2010/wordprocessingGroup" xmlns:wpi="http://schemas.microsoft.com/office/word/2010/wordprocessingInk" xmlns:wps="http://schemas.microsoft.com/office/word/2010/wordprocessingShape" mc:Ignorable="w14 wp14">
+  <w:p>
+    <w:pPr>
+      <w:pStyle w:val="Footer"/>
+    </w:pPr>
+  </w:p>
+</w:ftr>
+</file>
+
+<file path=word/footer2.xml><?xml version="1.0" encoding="utf-8"?>
+<w:ftr xmlns:m="http://schemas.openxmlformats.org/officeDocument/2006/math" xmlns:mc="http://schemas.openxmlformats.org/markup-compatibility/2006" xmlns:mo="http://schemas.microsoft.com/office/mac/office/2008/main" xmlns:mv="urn:schemas-microsoft-com:mac:vml" xmlns:o="urn:schemas-microsoft-com:office:office" xmlns:r="http://schemas.openxmlformats.org/officeDocument/2006/relationships" xmlns:v="urn:schemas-microsoft-com:vml" xmlns:w10="urn:schemas-microsoft-com:office:word" xmlns:w14="http://schemas.microsoft.com/office/word/2010/wordml" xmlns:w="http://schemas.openxmlformats.org/wordprocessingml/2006/main" xmlns:wne="http://schemas.microsoft.com/office/word/2006/wordml" xmlns:wp14="http://schemas.microsoft.com/office/word/2010/wordprocessingDrawing" xmlns:wp="http://schemas.openxmlformats.org/drawingml/2006/wordprocessingDrawing" xmlns:wpc="http://schemas.microsoft.com/office/word/2010/wordprocessingCanvas" xmlns:wpg="http://schemas.microsoft.com/office/word/2010/wordprocessingGroup" xmlns:wpi="http://schemas.microsoft.com/office/word/2010/wordprocessingInk" xmlns:wps="http://schemas.microsoft.com/office/word/2010/wordprocessingShape" mc:Ignorable="w14 wp14">
+  <w:p>
+    <w:pPr>
+      <w:pStyle w:val="Footer"/>
+    </w:pPr>
+  </w:p>
+</w:ftr>
+</file>
+
+<file path=word/footer3.xml><?xml version="1.0" encoding="utf-8"?>
+<w:ftr xmlns:m="http://schemas.openxmlformats.org/officeDocument/2006/math" xmlns:mc="http://schemas.openxmlformats.org/markup-compatibility/2006" xmlns:mo="http://schemas.microsoft.com/office/mac/office/2008/main" xmlns:mv="urn:schemas-microsoft-com:mac:vml" xmlns:o="urn:schemas-microsoft-com:office:office" xmlns:r="http://schemas.openxmlformats.org/officeDocument/2006/relationships" xmlns:v="urn:schemas-microsoft-com:vml" xmlns:w10="urn:schemas-microsoft-com:office:word" xmlns:w14="http://schemas.microsoft.com/office/word/2010/wordml" xmlns:w="http://schemas.openxmlformats.org/wordprocessingml/2006/main" xmlns:wne="http://schemas.microsoft.com/office/word/2006/wordml" xmlns:wp14="http://schemas.microsoft.com/office/word/2010/wordprocessingDrawing" xmlns:wp="http://schemas.openxmlformats.org/drawingml/2006/wordprocessingDrawing" xmlns:wpc="http://schemas.microsoft.com/office/word/2010/wordprocessingCanvas" xmlns:wpg="http://schemas.microsoft.com/office/word/2010/wordprocessingGroup" xmlns:wpi="http://schemas.microsoft.com/office/word/2010/wordprocessingInk" xmlns:wps="http://schemas.microsoft.com/office/word/2010/wordprocessingShape" mc:Ignorable="w14 wp14">
+  <w:p>
+    <w:pPr>
+      <w:pStyle w:val="Footer"/>
+    </w:pPr>
+  </w:p>
+</w:ftr>
 </file>
 
 <file path=word/footnotes.xml><?xml version="1.0" encoding="utf-8"?>
@@ -38732,6 +38749,16 @@
     <w:pPr>
       <w:pStyle w:val="Header"/>
       <w:ind w:right="360"/>
+    </w:pPr>
+  </w:p>
+</w:hdr>
+</file>
+
+<file path=word/header3.xml><?xml version="1.0" encoding="utf-8"?>
+<w:hdr xmlns:m="http://schemas.openxmlformats.org/officeDocument/2006/math" xmlns:mc="http://schemas.openxmlformats.org/markup-compatibility/2006" xmlns:mo="http://schemas.microsoft.com/office/mac/office/2008/main" xmlns:mv="urn:schemas-microsoft-com:mac:vml" xmlns:o="urn:schemas-microsoft-com:office:office" xmlns:r="http://schemas.openxmlformats.org/officeDocument/2006/relationships" xmlns:v="urn:schemas-microsoft-com:vml" xmlns:w10="urn:schemas-microsoft-com:office:word" xmlns:w14="http://schemas.microsoft.com/office/word/2010/wordml" xmlns:w="http://schemas.openxmlformats.org/wordprocessingml/2006/main" xmlns:wne="http://schemas.microsoft.com/office/word/2006/wordml" xmlns:wp14="http://schemas.microsoft.com/office/word/2010/wordprocessingDrawing" xmlns:wp="http://schemas.openxmlformats.org/drawingml/2006/wordprocessingDrawing" xmlns:wpc="http://schemas.microsoft.com/office/word/2010/wordprocessingCanvas" xmlns:wpg="http://schemas.microsoft.com/office/word/2010/wordprocessingGroup" xmlns:wpi="http://schemas.microsoft.com/office/word/2010/wordprocessingInk" xmlns:wps="http://schemas.microsoft.com/office/word/2010/wordprocessingShape" mc:Ignorable="w14 wp14">
+  <w:p>
+    <w:pPr>
+      <w:pStyle w:val="Header"/>
     </w:pPr>
   </w:p>
 </w:hdr>
